--- a/files/RE_Export_Application_Form.docx
+++ b/files/RE_Export_Application_Form.docx
@@ -10,21 +10,12 @@
         <w:rPr>
           <w:color w:val="1F4E78"/>
         </w:rPr>
-        <w:t>Rare Earth Export — RE Export Application Form</w:t>
+        <w:t>Application for Export Permit - Renewable Energy Equipment (Form ST-RE-EX-2026)</w:t>
       </w:r>
     </w:p>
     <w:p>
       <w:r>
-        <w:rPr>
-          <w:i/>
-        </w:rPr>
-        <w:t>Document owner: Rare Earth Export Office</w:t>
-      </w:r>
-      <w:r>
-        <w:rPr>
-          <w:i/>
-        </w:rPr>
-        <w:t xml:space="preserve">  ·  Version: FY2025-A  ·  Classification: Internal — Working</w:t>
+        <w:t>Applicant: Hijau Renewables Sdn Bhd | Permit Authority: Suruhanjaya Tenaga (Energy Commission of Malaysia) | Form: ST-RE-EX-2026 | Submitted: 12-May-2026 | Reference: ST-RE-EX-2026-04488</w:t>
       </w:r>
     </w:p>
     <w:p>
@@ -32,17 +23,502 @@
         <w:pStyle w:val="Heading1"/>
       </w:pPr>
       <w:r>
-        <w:t>1. Executive Summary</w:t>
+        <w:t>Section A - Applicant Details</w:t>
+      </w:r>
+    </w:p>
+    <w:tbl>
+      <w:tblPr>
+        <w:tblStyle w:val="LightGrid-Accent1"/>
+        <w:tblW w:type="auto" w:w="0"/>
+        <w:tblLook w:firstColumn="1" w:firstRow="1" w:lastColumn="0" w:lastRow="0" w:noHBand="0" w:noVBand="1" w:val="04A0"/>
+      </w:tblPr>
+      <w:tblGrid>
+        <w:gridCol w:w="4320"/>
+        <w:gridCol w:w="4320"/>
+      </w:tblGrid>
+      <w:tr>
+        <w:tc>
+          <w:tcPr>
+            <w:tcW w:type="dxa" w:w="4320"/>
+          </w:tcPr>
+          <w:p>
+            <w:r>
+              <w:rPr>
+                <w:b/>
+              </w:rPr>
+              <w:t>Field</w:t>
+            </w:r>
+          </w:p>
+        </w:tc>
+        <w:tc>
+          <w:tcPr>
+            <w:tcW w:type="dxa" w:w="4320"/>
+          </w:tcPr>
+          <w:p>
+            <w:r>
+              <w:rPr>
+                <w:b/>
+              </w:rPr>
+              <w:t>Value</w:t>
+            </w:r>
+          </w:p>
+        </w:tc>
+      </w:tr>
+      <w:tr>
+        <w:tc>
+          <w:tcPr>
+            <w:tcW w:type="dxa" w:w="4320"/>
+          </w:tcPr>
+          <w:p>
+            <w:r>
+              <w:t>Legal Name</w:t>
+            </w:r>
+          </w:p>
+        </w:tc>
+        <w:tc>
+          <w:tcPr>
+            <w:tcW w:type="dxa" w:w="4320"/>
+          </w:tcPr>
+          <w:p>
+            <w:r>
+              <w:t>Hijau Renewables Sdn Bhd</w:t>
+            </w:r>
+          </w:p>
+        </w:tc>
+      </w:tr>
+      <w:tr>
+        <w:tc>
+          <w:tcPr>
+            <w:tcW w:type="dxa" w:w="4320"/>
+          </w:tcPr>
+          <w:p>
+            <w:r>
+              <w:t>Company Number</w:t>
+            </w:r>
+          </w:p>
+        </w:tc>
+        <w:tc>
+          <w:tcPr>
+            <w:tcW w:type="dxa" w:w="4320"/>
+          </w:tcPr>
+          <w:p>
+            <w:r>
+              <w:t>202301044218</w:t>
+            </w:r>
+          </w:p>
+        </w:tc>
+      </w:tr>
+      <w:tr>
+        <w:tc>
+          <w:tcPr>
+            <w:tcW w:type="dxa" w:w="4320"/>
+          </w:tcPr>
+          <w:p>
+            <w:r>
+              <w:t>Registered Address</w:t>
+            </w:r>
+          </w:p>
+        </w:tc>
+        <w:tc>
+          <w:tcPr>
+            <w:tcW w:type="dxa" w:w="4320"/>
+          </w:tcPr>
+          <w:p>
+            <w:r>
+              <w:t>Level 18, Menara Hijau, Jalan Bangsar Utama, 59000 Kuala Lumpur</w:t>
+            </w:r>
+          </w:p>
+        </w:tc>
+      </w:tr>
+      <w:tr>
+        <w:tc>
+          <w:tcPr>
+            <w:tcW w:type="dxa" w:w="4320"/>
+          </w:tcPr>
+          <w:p>
+            <w:r>
+              <w:t>Contact Person</w:t>
+            </w:r>
+          </w:p>
+        </w:tc>
+        <w:tc>
+          <w:tcPr>
+            <w:tcW w:type="dxa" w:w="4320"/>
+          </w:tcPr>
+          <w:p>
+            <w:r>
+              <w:t>Hadar Caspit - General Manager, Trade</w:t>
+            </w:r>
+          </w:p>
+        </w:tc>
+      </w:tr>
+      <w:tr>
+        <w:tc>
+          <w:tcPr>
+            <w:tcW w:type="dxa" w:w="4320"/>
+          </w:tcPr>
+          <w:p>
+            <w:r>
+              <w:t>Email</w:t>
+            </w:r>
+          </w:p>
+        </w:tc>
+        <w:tc>
+          <w:tcPr>
+            <w:tcW w:type="dxa" w:w="4320"/>
+          </w:tcPr>
+          <w:p>
+            <w:r>
+              <w:t>hadar.caspit@hijaure.com.my</w:t>
+            </w:r>
+          </w:p>
+        </w:tc>
+      </w:tr>
+      <w:tr>
+        <w:tc>
+          <w:tcPr>
+            <w:tcW w:type="dxa" w:w="4320"/>
+          </w:tcPr>
+          <w:p>
+            <w:r>
+              <w:t>Telephone</w:t>
+            </w:r>
+          </w:p>
+        </w:tc>
+        <w:tc>
+          <w:tcPr>
+            <w:tcW w:type="dxa" w:w="4320"/>
+          </w:tcPr>
+          <w:p>
+            <w:r>
+              <w:t>+603-2284 0428</w:t>
+            </w:r>
+          </w:p>
+        </w:tc>
+      </w:tr>
+      <w:tr>
+        <w:tc>
+          <w:tcPr>
+            <w:tcW w:type="dxa" w:w="4320"/>
+          </w:tcPr>
+          <w:p>
+            <w:r>
+              <w:t>ST License No.</w:t>
+            </w:r>
+          </w:p>
+        </w:tc>
+        <w:tc>
+          <w:tcPr>
+            <w:tcW w:type="dxa" w:w="4320"/>
+          </w:tcPr>
+          <w:p>
+            <w:r>
+              <w:t>ST-RE-2024-2218 (issued 14-Mar-2024, valid through 13-Mar-2029)</w:t>
+            </w:r>
+          </w:p>
+        </w:tc>
+      </w:tr>
+    </w:tbl>
+    <w:p>
+      <w:pPr>
+        <w:pStyle w:val="Heading1"/>
+      </w:pPr>
+      <w:r>
+        <w:t>Section B - Export Consignment Details</w:t>
+      </w:r>
+    </w:p>
+    <w:tbl>
+      <w:tblPr>
+        <w:tblStyle w:val="LightGrid-Accent1"/>
+        <w:tblW w:type="auto" w:w="0"/>
+        <w:tblLook w:firstColumn="1" w:firstRow="1" w:lastColumn="0" w:lastRow="0" w:noHBand="0" w:noVBand="1" w:val="04A0"/>
+      </w:tblPr>
+      <w:tblGrid>
+        <w:gridCol w:w="4320"/>
+        <w:gridCol w:w="4320"/>
+      </w:tblGrid>
+      <w:tr>
+        <w:tc>
+          <w:tcPr>
+            <w:tcW w:type="dxa" w:w="4320"/>
+          </w:tcPr>
+          <w:p>
+            <w:r>
+              <w:rPr>
+                <w:b/>
+              </w:rPr>
+              <w:t>Field</w:t>
+            </w:r>
+          </w:p>
+        </w:tc>
+        <w:tc>
+          <w:tcPr>
+            <w:tcW w:type="dxa" w:w="4320"/>
+          </w:tcPr>
+          <w:p>
+            <w:r>
+              <w:rPr>
+                <w:b/>
+              </w:rPr>
+              <w:t>Value</w:t>
+            </w:r>
+          </w:p>
+        </w:tc>
+      </w:tr>
+      <w:tr>
+        <w:tc>
+          <w:tcPr>
+            <w:tcW w:type="dxa" w:w="4320"/>
+          </w:tcPr>
+          <w:p>
+            <w:r>
+              <w:t>Equipment Description</w:t>
+            </w:r>
+          </w:p>
+        </w:tc>
+        <w:tc>
+          <w:tcPr>
+            <w:tcW w:type="dxa" w:w="4320"/>
+          </w:tcPr>
+          <w:p>
+            <w:r>
+              <w:t>Solar PV inverters - string-inverter 100kW units (commercial-scale)</w:t>
+            </w:r>
+          </w:p>
+        </w:tc>
+      </w:tr>
+      <w:tr>
+        <w:tc>
+          <w:tcPr>
+            <w:tcW w:type="dxa" w:w="4320"/>
+          </w:tcPr>
+          <w:p>
+            <w:r>
+              <w:t>HS Tariff Code</w:t>
+            </w:r>
+          </w:p>
+        </w:tc>
+        <w:tc>
+          <w:tcPr>
+            <w:tcW w:type="dxa" w:w="4320"/>
+          </w:tcPr>
+          <w:p>
+            <w:r>
+              <w:t>8504.40.30</w:t>
+            </w:r>
+          </w:p>
+        </w:tc>
+      </w:tr>
+      <w:tr>
+        <w:tc>
+          <w:tcPr>
+            <w:tcW w:type="dxa" w:w="4320"/>
+          </w:tcPr>
+          <w:p>
+            <w:r>
+              <w:t>Quantity</w:t>
+            </w:r>
+          </w:p>
+        </w:tc>
+        <w:tc>
+          <w:tcPr>
+            <w:tcW w:type="dxa" w:w="4320"/>
+          </w:tcPr>
+          <w:p>
+            <w:r>
+              <w:t>48 units</w:t>
+            </w:r>
+          </w:p>
+        </w:tc>
+      </w:tr>
+      <w:tr>
+        <w:tc>
+          <w:tcPr>
+            <w:tcW w:type="dxa" w:w="4320"/>
+          </w:tcPr>
+          <w:p>
+            <w:r>
+              <w:t>Unit Value (USD)</w:t>
+            </w:r>
+          </w:p>
+        </w:tc>
+        <w:tc>
+          <w:tcPr>
+            <w:tcW w:type="dxa" w:w="4320"/>
+          </w:tcPr>
+          <w:p>
+            <w:r>
+              <w:t>8,400</w:t>
+            </w:r>
+          </w:p>
+        </w:tc>
+      </w:tr>
+      <w:tr>
+        <w:tc>
+          <w:tcPr>
+            <w:tcW w:type="dxa" w:w="4320"/>
+          </w:tcPr>
+          <w:p>
+            <w:r>
+              <w:t>Total FOB Value (USD)</w:t>
+            </w:r>
+          </w:p>
+        </w:tc>
+        <w:tc>
+          <w:tcPr>
+            <w:tcW w:type="dxa" w:w="4320"/>
+          </w:tcPr>
+          <w:p>
+            <w:r>
+              <w:t>403,200</w:t>
+            </w:r>
+          </w:p>
+        </w:tc>
+      </w:tr>
+      <w:tr>
+        <w:tc>
+          <w:tcPr>
+            <w:tcW w:type="dxa" w:w="4320"/>
+          </w:tcPr>
+          <w:p>
+            <w:r>
+              <w:t>Destination Country</w:t>
+            </w:r>
+          </w:p>
+        </w:tc>
+        <w:tc>
+          <w:tcPr>
+            <w:tcW w:type="dxa" w:w="4320"/>
+          </w:tcPr>
+          <w:p>
+            <w:r>
+              <w:t>Vietnam</w:t>
+            </w:r>
+          </w:p>
+        </w:tc>
+      </w:tr>
+      <w:tr>
+        <w:tc>
+          <w:tcPr>
+            <w:tcW w:type="dxa" w:w="4320"/>
+          </w:tcPr>
+          <w:p>
+            <w:r>
+              <w:t>Importing Party</w:t>
+            </w:r>
+          </w:p>
+        </w:tc>
+        <w:tc>
+          <w:tcPr>
+            <w:tcW w:type="dxa" w:w="4320"/>
+          </w:tcPr>
+          <w:p>
+            <w:r>
+              <w:t>Apex Energy Vietnam JSC</w:t>
+            </w:r>
+          </w:p>
+        </w:tc>
+      </w:tr>
+      <w:tr>
+        <w:tc>
+          <w:tcPr>
+            <w:tcW w:type="dxa" w:w="4320"/>
+          </w:tcPr>
+          <w:p>
+            <w:r>
+              <w:t>Port of Loading</w:t>
+            </w:r>
+          </w:p>
+        </w:tc>
+        <w:tc>
+          <w:tcPr>
+            <w:tcW w:type="dxa" w:w="4320"/>
+          </w:tcPr>
+          <w:p>
+            <w:r>
+              <w:t>Port Klang (PKLG)</w:t>
+            </w:r>
+          </w:p>
+        </w:tc>
+      </w:tr>
+      <w:tr>
+        <w:tc>
+          <w:tcPr>
+            <w:tcW w:type="dxa" w:w="4320"/>
+          </w:tcPr>
+          <w:p>
+            <w:r>
+              <w:t>Port of Discharge</w:t>
+            </w:r>
+          </w:p>
+        </w:tc>
+        <w:tc>
+          <w:tcPr>
+            <w:tcW w:type="dxa" w:w="4320"/>
+          </w:tcPr>
+          <w:p>
+            <w:r>
+              <w:t>Ho Chi Minh City (VNSGN)</w:t>
+            </w:r>
+          </w:p>
+        </w:tc>
+      </w:tr>
+      <w:tr>
+        <w:tc>
+          <w:tcPr>
+            <w:tcW w:type="dxa" w:w="4320"/>
+          </w:tcPr>
+          <w:p>
+            <w:r>
+              <w:t>Vessel / Voyage</w:t>
+            </w:r>
+          </w:p>
+        </w:tc>
+        <w:tc>
+          <w:tcPr>
+            <w:tcW w:type="dxa" w:w="4320"/>
+          </w:tcPr>
+          <w:p>
+            <w:r>
+              <w:t>MV Pacific Dawn / V-2026-208</w:t>
+            </w:r>
+          </w:p>
+        </w:tc>
+      </w:tr>
+      <w:tr>
+        <w:tc>
+          <w:tcPr>
+            <w:tcW w:type="dxa" w:w="4320"/>
+          </w:tcPr>
+          <w:p>
+            <w:r>
+              <w:t>ETD / ETA</w:t>
+            </w:r>
+          </w:p>
+        </w:tc>
+        <w:tc>
+          <w:tcPr>
+            <w:tcW w:type="dxa" w:w="4320"/>
+          </w:tcPr>
+          <w:p>
+            <w:r>
+              <w:t>12-Jun-2026 / 19-Jun-2026</w:t>
+            </w:r>
+          </w:p>
+        </w:tc>
+      </w:tr>
+    </w:tbl>
+    <w:p>
+      <w:pPr>
+        <w:pStyle w:val="Heading1"/>
+      </w:pPr>
+      <w:r>
+        <w:t>Section C - End-Use Declaration</w:t>
       </w:r>
     </w:p>
     <w:p>
       <w:r>
-        <w:t>This document is the working artefact for the re export application form use case in the rare earth export domain. It is staged for a Microsoft 365 Copilot Cowork / Notebook demo and contains plausible (illustrative) figures, lists, and narratives — not real customer data. The numbers tie back to the companion spreadsheet of the same stem.</w:t>
-      </w:r>
-    </w:p>
-    <w:p>
-      <w:r>
-        <w:t>The intended demo flow: a rare earth export stakeholder asks Copilot to summarise, compare, draft, or distribute the contents of this file alongside related artefacts. Cowork fans the task out into 5 parallel sub-tasks (draft Word, draft email, schedule meeting, post Teams message, build action tracker). Notebook adds it as a source and answers grounded questions across all sources.</w:t>
+        <w:t>The applicant hereby declares that the export consignment is for commercial sale to Apex Energy Vietnam JSC for installation at a 4.8MW rooftop solar farm at Long An Province. The equipment will not be re-exported, used for military purposes, or diverted to any sanctioned destination.</w:t>
       </w:r>
     </w:p>
     <w:p>
@@ -50,17 +526,55 @@
         <w:pStyle w:val="Heading1"/>
       </w:pPr>
       <w:r>
-        <w:t>2. Scenario &amp; Background</w:t>
+        <w:t>Section D - Supporting Documents Checklist</w:t>
       </w:r>
     </w:p>
     <w:p>
+      <w:pPr>
+        <w:pStyle w:val="ListBullet"/>
+      </w:pPr>
       <w:r>
-        <w:t>The Group is mid-cycle on its FY2025 close and is rolling forward into FY2026 planning. The rare earth export portfolio has surfaced a mix of on-track lines and corrective items. This re export application form captures the working position on those items so the Group office, the operating committee, and (where relevant) the regulator-facing officer can align on next steps.</w:t>
+        <w:t>Commercial Invoice (signed)</w:t>
       </w:r>
     </w:p>
     <w:p>
+      <w:pPr>
+        <w:pStyle w:val="ListBullet"/>
+      </w:pPr>
       <w:r>
-        <w:t>The team has triangulated the working dataset against three peer benchmarks and against the regulator's published thresholds for the sector. Findings carried over from the prior cycle have been re-examined to test whether the original assumptions still hold under the FY2026 base case.</w:t>
+        <w:t>Packing List</w:t>
+      </w:r>
+    </w:p>
+    <w:p>
+      <w:pPr>
+        <w:pStyle w:val="ListBullet"/>
+      </w:pPr>
+      <w:r>
+        <w:t>Bill of Lading (draft)</w:t>
+      </w:r>
+    </w:p>
+    <w:p>
+      <w:pPr>
+        <w:pStyle w:val="ListBullet"/>
+      </w:pPr>
+      <w:r>
+        <w:t>Certificate of Origin (preferential, under ATIGA)</w:t>
+      </w:r>
+    </w:p>
+    <w:p>
+      <w:pPr>
+        <w:pStyle w:val="ListBullet"/>
+      </w:pPr>
+      <w:r>
+        <w:t>Test certificate - IEC 62109</w:t>
+      </w:r>
+    </w:p>
+    <w:p>
+      <w:pPr>
+        <w:pStyle w:val="ListBullet"/>
+      </w:pPr>
+      <w:r>
+        <w:t>ST License (copy)</w:t>
       </w:r>
     </w:p>
     <w:p>
@@ -68,200 +582,12 @@
         <w:pStyle w:val="Heading1"/>
       </w:pPr>
       <w:r>
-        <w:t>3. Detail &amp; Working</w:t>
-      </w:r>
-    </w:p>
-    <w:p>
-      <w:pPr>
-        <w:pStyle w:val="Heading2"/>
-      </w:pPr>
-      <w:r>
-        <w:t>3.1 Position at end of period</w:t>
+        <w:t>Section E - Declaration and Signature</w:t>
       </w:r>
     </w:p>
     <w:p>
       <w:r>
-        <w:t>The closing position by unit / segment is captured in the Export Application tab of the companion workbook. Headline metrics — Tonnage MT, REE Grade %, Export Value MYR M — are within the agreed corridors for LREE, MREE, and HREE; outside the corridor for Concentrate and Mixed Carbonate; and under recovery monitoring for Oxide.</w:t>
-      </w:r>
-    </w:p>
-    <w:p>
-      <w:pPr>
-        <w:pStyle w:val="Heading2"/>
-      </w:pPr>
-      <w:r>
-        <w:t>3.2 Key drivers</w:t>
-      </w:r>
-    </w:p>
-    <w:p>
-      <w:r>
-        <w:t>The driver bridge (see Volume Bridge tab) attributes the FY25 variance to a balanced mix of volume / mix, pricing and discount discipline, cost base reset, capex re-baseline, working capital, regulatory provisions, FX and hedging, and productivity / automation. Each driver carries an owner and a status (on-track / at-risk / behind / recovered / mitigated).</w:t>
-      </w:r>
-    </w:p>
-    <w:p>
-      <w:pPr>
-        <w:pStyle w:val="Heading2"/>
-      </w:pPr>
-      <w:r>
-        <w:t>3.3 Sensitivities and assumptions</w:t>
-      </w:r>
-    </w:p>
-    <w:p>
-      <w:r>
-        <w:t>The base case assumes FY2026 macro inputs hold within plus/minus 50 basis points of the current corridor. The upside and downside scenarios stress the headline metrics by plus/minus two corridors and re-test the recovery plan owners against the stressed position. Key sensitivities: rate path, FX MYR/USD, commodity benchmarks, regulator timing, and customer concentration.</w:t>
-      </w:r>
-    </w:p>
-    <w:p>
-      <w:pPr>
-        <w:pStyle w:val="Heading2"/>
-      </w:pPr>
-      <w:r>
-        <w:t>3.4 Open issues and unknowns</w:t>
-      </w:r>
-    </w:p>
-    <w:p>
-      <w:r>
-        <w:t>The watchlist (see Permit Tracker tab) tracks 14 indicators flagged in the prior review. Eight are on-track, four are within five points of the threshold (watch), and two have breached and triggered the escalation protocol. Owners and remediation dates are recorded against each item.</w:t>
-      </w:r>
-    </w:p>
-    <w:p>
-      <w:pPr>
-        <w:pStyle w:val="Heading1"/>
-      </w:pPr>
-      <w:r>
-        <w:t>4. Recommended Actions</w:t>
-      </w:r>
-    </w:p>
-    <w:p>
-      <w:pPr>
-        <w:pStyle w:val="ListBullet"/>
-      </w:pPr>
-      <w:r>
-        <w:t>Confirm the re export application form narrative with the Rare Earth Export CFO before the Board cut-off.</w:t>
-      </w:r>
-    </w:p>
-    <w:p>
-      <w:pPr>
-        <w:pStyle w:val="ListBullet"/>
-      </w:pPr>
-      <w:r>
-        <w:t>Lock the assumption set for the recovery plan and circulate to the division MDs for sign-off.</w:t>
-      </w:r>
-    </w:p>
-    <w:p>
-      <w:pPr>
-        <w:pStyle w:val="ListBullet"/>
-      </w:pPr>
-      <w:r>
-        <w:t>Pre-brief the regulator-facing officer on the 30/60/90-day commitments.</w:t>
-      </w:r>
-    </w:p>
-    <w:p>
-      <w:pPr>
-        <w:pStyle w:val="ListBullet"/>
-      </w:pPr>
-      <w:r>
-        <w:t>Schedule the cross-functional review with risk, legal, IR, and procurement.</w:t>
-      </w:r>
-    </w:p>
-    <w:p>
-      <w:pPr>
-        <w:pStyle w:val="ListBullet"/>
-      </w:pPr>
-      <w:r>
-        <w:t>Capture decisions in the Group decision log with named owners, due dates, and tracking links.</w:t>
-      </w:r>
-    </w:p>
-    <w:p>
-      <w:pPr>
-        <w:pStyle w:val="ListBullet"/>
-      </w:pPr>
-      <w:r>
-        <w:t>Stand up a 5-day Cowork sprint to publish the variance brief, lender holding lines, IR Q&amp;A pack, and ExCo update.</w:t>
-      </w:r>
-    </w:p>
-    <w:p>
-      <w:pPr>
-        <w:pStyle w:val="Heading1"/>
-      </w:pPr>
-      <w:r>
-        <w:t>5. Appendix — Working dataset units</w:t>
-      </w:r>
-    </w:p>
-    <w:p>
-      <w:pPr>
-        <w:pStyle w:val="ListBullet"/>
-      </w:pPr>
-      <w:r>
-        <w:t>LREE</w:t>
-      </w:r>
-    </w:p>
-    <w:p>
-      <w:pPr>
-        <w:pStyle w:val="ListBullet"/>
-      </w:pPr>
-      <w:r>
-        <w:t>MREE</w:t>
-      </w:r>
-    </w:p>
-    <w:p>
-      <w:pPr>
-        <w:pStyle w:val="ListBullet"/>
-      </w:pPr>
-      <w:r>
-        <w:t>HREE</w:t>
-      </w:r>
-    </w:p>
-    <w:p>
-      <w:pPr>
-        <w:pStyle w:val="ListBullet"/>
-      </w:pPr>
-      <w:r>
-        <w:t>Concentrate</w:t>
-      </w:r>
-    </w:p>
-    <w:p>
-      <w:pPr>
-        <w:pStyle w:val="ListBullet"/>
-      </w:pPr>
-      <w:r>
-        <w:t>Mixed Carbonate</w:t>
-      </w:r>
-    </w:p>
-    <w:p>
-      <w:pPr>
-        <w:pStyle w:val="ListBullet"/>
-      </w:pPr>
-      <w:r>
-        <w:t>Oxide</w:t>
-      </w:r>
-    </w:p>
-    <w:p>
-      <w:pPr>
-        <w:pStyle w:val="ListBullet"/>
-      </w:pPr>
-      <w:r>
-        <w:t>Metal</w:t>
-      </w:r>
-    </w:p>
-    <w:p>
-      <w:pPr>
-        <w:pStyle w:val="ListBullet"/>
-      </w:pPr>
-      <w:r>
-        <w:t>Total</w:t>
-      </w:r>
-    </w:p>
-    <w:p>
-      <w:pPr>
-        <w:pStyle w:val="Heading1"/>
-      </w:pPr>
-      <w:r>
-        <w:t>6. Sign-off &amp; Distribution</w:t>
-      </w:r>
-    </w:p>
-    <w:p>
-      <w:r>
-        <w:t>Prepared by: Rare Earth Export Office  ·  Reviewed by: CFO  ·  Approved by: CEO  ·  Distributed to: Board, ExCo, Risk Committee, IR, Group Strategy.</w:t>
+        <w:t>I, Hadar Caspit, in my capacity as General Manager - Trade for Hijau Renewables Sdn Bhd, declare that the information provided in this application is true and accurate to the best of my knowledge. Date: 12-May-2026. Signed: ______________</w:t>
       </w:r>
     </w:p>
     <w:sectPr>
@@ -637,6 +963,10 @@
     <w:name w:val="Normal"/>
     <w:qFormat/>
     <w:rsid w:val="00FC693F"/>
+    <w:rPr>
+      <w:rFonts w:ascii="Aptos" w:hAnsi="Aptos"/>
+      <w:sz w:val="22"/>
+    </w:rPr>
   </w:style>
   <w:style w:type="paragraph" w:styleId="Header">
     <w:name w:val="header"/>

--- a/files/RE_Export_Application_Form.docx
+++ b/files/RE_Export_Application_Form.docx
@@ -4,26 +4,347 @@
   <w:body>
     <w:p>
       <w:pPr>
-        <w:pStyle w:val="Title"/>
+        <w:jc w:val="left"/>
       </w:pPr>
       <w:r>
         <w:rPr>
-          <w:color w:val="1F4E78"/>
+          <w:b/>
+          <w:color w:val="6B7280"/>
+          <w:sz w:val="18"/>
         </w:rPr>
-        <w:t>Application for Export Permit - Renewable Energy Equipment (Form ST-RE-EX-2026)</w:t>
-      </w:r>
-    </w:p>
-    <w:p>
-      <w:r>
-        <w:t>Applicant: Hijau Renewables Sdn Bhd | Permit Authority: Suruhanjaya Tenaga (Energy Commission of Malaysia) | Form: ST-RE-EX-2026 | Submitted: 12-May-2026 | Reference: ST-RE-EX-2026-04488</w:t>
+        <w:t>ZAVA CONGLOMERATE</w:t>
       </w:r>
     </w:p>
     <w:p>
       <w:pPr>
-        <w:pStyle w:val="Heading1"/>
+        <w:spacing w:after="40"/>
       </w:pPr>
       <w:r>
-        <w:t>Section A - Applicant Details</w:t>
+        <w:rPr>
+          <w:b/>
+          <w:color w:val="1F2D55"/>
+          <w:sz w:val="44"/>
+        </w:rPr>
+        <w:t>RE Export Application Form</w:t>
+      </w:r>
+    </w:p>
+    <w:p>
+      <w:pPr>
+        <w:spacing w:after="200"/>
+      </w:pPr>
+      <w:r>
+        <w:rPr>
+          <w:i/>
+          <w:color w:val="4B5B7C"/>
+          <w:sz w:val="22"/>
+        </w:rPr>
+        <w:t>Request for Proposal · Submission</w:t>
+      </w:r>
+    </w:p>
+    <w:p>
+      <w:pPr>
+        <w:spacing w:after="40"/>
+      </w:pPr>
+      <w:r>
+        <w:rPr>
+          <w:b/>
+          <w:color w:val="1F2D55"/>
+          <w:sz w:val="20"/>
+        </w:rPr>
+        <w:t xml:space="preserve">RFP reference:  </w:t>
+      </w:r>
+      <w:r>
+        <w:rPr>
+          <w:sz w:val="20"/>
+        </w:rPr>
+        <w:t>RFP-2025-326</w:t>
+      </w:r>
+    </w:p>
+    <w:p>
+      <w:pPr>
+        <w:spacing w:after="40"/>
+      </w:pPr>
+      <w:r>
+        <w:rPr>
+          <w:b/>
+          <w:color w:val="1F2D55"/>
+          <w:sz w:val="20"/>
+        </w:rPr>
+        <w:t xml:space="preserve">Issued by:  </w:t>
+      </w:r>
+      <w:r>
+        <w:rPr>
+          <w:sz w:val="20"/>
+        </w:rPr>
+        <w:t>Zava Conglomerate Group Procurement</w:t>
+      </w:r>
+    </w:p>
+    <w:p>
+      <w:pPr>
+        <w:spacing w:after="40"/>
+      </w:pPr>
+      <w:r>
+        <w:rPr>
+          <w:b/>
+          <w:color w:val="1F2D55"/>
+          <w:sz w:val="20"/>
+        </w:rPr>
+        <w:t xml:space="preserve">Issue date:  </w:t>
+      </w:r>
+      <w:r>
+        <w:rPr>
+          <w:sz w:val="20"/>
+        </w:rPr>
+        <w:t>26 April 2026</w:t>
+      </w:r>
+    </w:p>
+    <w:p>
+      <w:pPr>
+        <w:spacing w:after="40"/>
+      </w:pPr>
+      <w:r>
+        <w:rPr>
+          <w:b/>
+          <w:color w:val="1F2D55"/>
+          <w:sz w:val="20"/>
+        </w:rPr>
+        <w:t xml:space="preserve">Submission deadline:  </w:t>
+      </w:r>
+      <w:r>
+        <w:rPr>
+          <w:sz w:val="20"/>
+        </w:rPr>
+        <w:t>19 May 2026</w:t>
+      </w:r>
+    </w:p>
+    <w:p>
+      <w:pPr>
+        <w:spacing w:after="40"/>
+      </w:pPr>
+      <w:r>
+        <w:rPr>
+          <w:b/>
+          <w:color w:val="1F2D55"/>
+          <w:sz w:val="20"/>
+        </w:rPr>
+        <w:t xml:space="preserve">Submission portal:  </w:t>
+      </w:r>
+      <w:r>
+        <w:rPr>
+          <w:sz w:val="20"/>
+        </w:rPr>
+        <w:t>ariba.zava-group.com/rfp/107522</w:t>
+      </w:r>
+    </w:p>
+    <w:p>
+      <w:pPr>
+        <w:spacing w:after="40"/>
+      </w:pPr>
+      <w:r>
+        <w:rPr>
+          <w:b/>
+          <w:color w:val="1F2D55"/>
+          <w:sz w:val="20"/>
+        </w:rPr>
+        <w:t xml:space="preserve">Single point of contact:  </w:t>
+      </w:r>
+      <w:r>
+        <w:rPr>
+          <w:sz w:val="20"/>
+        </w:rPr>
+        <w:t>rfp-coord@zava-group.com (Sasha Ouellet, Procurement Director)</w:t>
+      </w:r>
+    </w:p>
+    <w:p>
+      <w:pPr>
+        <w:spacing w:after="40"/>
+      </w:pPr>
+      <w:r>
+        <w:rPr>
+          <w:b/>
+          <w:color w:val="1F2D55"/>
+          <w:sz w:val="20"/>
+        </w:rPr>
+        <w:t xml:space="preserve">Source file:  </w:t>
+      </w:r>
+      <w:r>
+        <w:rPr>
+          <w:sz w:val="20"/>
+        </w:rPr>
+        <w:t>RE_Export_Application_Form.docx</w:t>
+      </w:r>
+    </w:p>
+    <w:p>
+      <w:pPr>
+        <w:spacing w:before="240" w:after="80"/>
+      </w:pPr>
+      <w:r>
+        <w:rPr>
+          <w:b/>
+          <w:color w:val="1F2D55"/>
+          <w:sz w:val="26"/>
+        </w:rPr>
+        <w:t>1. Introduction</w:t>
+      </w:r>
+    </w:p>
+    <w:p>
+      <w:pPr>
+        <w:spacing w:after="80"/>
+      </w:pPr>
+      <w:r>
+        <w:rPr>
+          <w:i w:val="0"/>
+          <w:sz w:val="20"/>
+        </w:rPr>
+        <w:t>Zava Conglomerate (the "Buyer") invites suitably qualified bidders to submit proposals for RE Export Application Form. The selected supplier will partner with the Buyer for an initial term of 36 months, renewable in 12-month increments subject to performance against agreed Service Levels.</w:t>
+      </w:r>
+    </w:p>
+    <w:p>
+      <w:pPr>
+        <w:spacing w:before="240" w:after="80"/>
+      </w:pPr>
+      <w:r>
+        <w:rPr>
+          <w:b/>
+          <w:color w:val="1F2D55"/>
+          <w:sz w:val="26"/>
+        </w:rPr>
+        <w:t>2. Scope of services required</w:t>
+      </w:r>
+    </w:p>
+    <w:p>
+      <w:pPr>
+        <w:spacing w:after="80"/>
+      </w:pPr>
+      <w:r>
+        <w:rPr>
+          <w:i w:val="0"/>
+          <w:sz w:val="20"/>
+        </w:rPr>
+        <w:t>The Buyer requires a full-service provider capable of supplying the goods / services described below across all 11 operating divisions of the Group, with primary operations in Malaysia and Indonesia and secondary requirements in Singapore, Thailand and the Philippines.</w:t>
+      </w:r>
+    </w:p>
+    <w:p>
+      <w:pPr>
+        <w:spacing w:before="160" w:after="40"/>
+      </w:pPr>
+      <w:r>
+        <w:rPr>
+          <w:b/>
+          <w:color w:val="4B5B7C"/>
+          <w:sz w:val="22"/>
+        </w:rPr>
+        <w:t>2.1 In-scope</w:t>
+      </w:r>
+    </w:p>
+    <w:p>
+      <w:pPr>
+        <w:pStyle w:val="ListBullet"/>
+        <w:spacing w:after="40"/>
+      </w:pPr>
+      <w:r>
+        <w:rPr>
+          <w:sz w:val="20"/>
+        </w:rPr>
+        <w:t>Core service delivery as described in Annex A — Technical Specification.</w:t>
+      </w:r>
+    </w:p>
+    <w:p>
+      <w:pPr>
+        <w:pStyle w:val="ListBullet"/>
+        <w:spacing w:after="40"/>
+      </w:pPr>
+      <w:r>
+        <w:rPr>
+          <w:sz w:val="20"/>
+        </w:rPr>
+        <w:t>Implementation, transition and steady-state operations.</w:t>
+      </w:r>
+    </w:p>
+    <w:p>
+      <w:pPr>
+        <w:pStyle w:val="ListBullet"/>
+        <w:spacing w:after="40"/>
+      </w:pPr>
+      <w:r>
+        <w:rPr>
+          <w:sz w:val="20"/>
+        </w:rPr>
+        <w:t>Performance reporting, governance and continuous improvement.</w:t>
+      </w:r>
+    </w:p>
+    <w:p>
+      <w:pPr>
+        <w:pStyle w:val="ListBullet"/>
+        <w:spacing w:after="40"/>
+      </w:pPr>
+      <w:r>
+        <w:rPr>
+          <w:sz w:val="20"/>
+        </w:rPr>
+        <w:t>Sustainability and ESG reporting aligned to Buyer Group standards.</w:t>
+      </w:r>
+    </w:p>
+    <w:p>
+      <w:pPr>
+        <w:pStyle w:val="ListBullet"/>
+        <w:spacing w:after="40"/>
+      </w:pPr>
+      <w:r>
+        <w:rPr>
+          <w:sz w:val="20"/>
+        </w:rPr>
+        <w:t>Knowledge transfer and exit planning.</w:t>
+      </w:r>
+    </w:p>
+    <w:p>
+      <w:pPr>
+        <w:spacing w:before="160" w:after="40"/>
+      </w:pPr>
+      <w:r>
+        <w:rPr>
+          <w:b/>
+          <w:color w:val="4B5B7C"/>
+          <w:sz w:val="22"/>
+        </w:rPr>
+        <w:t>2.2 Out-of-scope</w:t>
+      </w:r>
+    </w:p>
+    <w:p>
+      <w:pPr>
+        <w:pStyle w:val="ListBullet"/>
+        <w:spacing w:after="40"/>
+      </w:pPr>
+      <w:r>
+        <w:rPr>
+          <w:sz w:val="20"/>
+        </w:rPr>
+        <w:t>Buyer-provided services and assets retained in-house.</w:t>
+      </w:r>
+    </w:p>
+    <w:p>
+      <w:pPr>
+        <w:pStyle w:val="ListBullet"/>
+        <w:spacing w:after="40"/>
+      </w:pPr>
+      <w:r>
+        <w:rPr>
+          <w:sz w:val="20"/>
+        </w:rPr>
+        <w:t>Activities at Buyer divisions undergoing portfolio rationalisation (Annex B).</w:t>
+      </w:r>
+    </w:p>
+    <w:p>
+      <w:pPr>
+        <w:spacing w:before="240" w:after="80"/>
+      </w:pPr>
+      <w:r>
+        <w:rPr>
+          <w:b/>
+          <w:color w:val="1F2D55"/>
+          <w:sz w:val="26"/>
+        </w:rPr>
+        <w:t>3. Evaluation criteria</w:t>
       </w:r>
     </w:p>
     <w:tbl>
@@ -33,33 +354,56 @@
         <w:tblLook w:firstColumn="1" w:firstRow="1" w:lastColumn="0" w:lastRow="0" w:noHBand="0" w:noVBand="1" w:val="04A0"/>
       </w:tblPr>
       <w:tblGrid>
-        <w:gridCol w:w="4320"/>
-        <w:gridCol w:w="4320"/>
+        <w:gridCol w:w="2880"/>
+        <w:gridCol w:w="2880"/>
+        <w:gridCol w:w="2880"/>
       </w:tblGrid>
       <w:tr>
         <w:tc>
           <w:tcPr>
-            <w:tcW w:type="dxa" w:w="4320"/>
+            <w:tcW w:type="dxa" w:w="2880"/>
+            <w:shd w:val="clear" w:color="auto" w:fill="1F2D55"/>
           </w:tcPr>
           <w:p>
             <w:r>
               <w:rPr>
                 <w:b/>
+                <w:color w:val="FFFFFF"/>
+                <w:sz w:val="18"/>
               </w:rPr>
-              <w:t>Field</w:t>
+              <w:t>Criterion</w:t>
             </w:r>
           </w:p>
         </w:tc>
         <w:tc>
           <w:tcPr>
-            <w:tcW w:type="dxa" w:w="4320"/>
+            <w:tcW w:type="dxa" w:w="2880"/>
+            <w:shd w:val="clear" w:color="auto" w:fill="1F2D55"/>
           </w:tcPr>
           <w:p>
             <w:r>
               <w:rPr>
                 <w:b/>
+                <w:color w:val="FFFFFF"/>
+                <w:sz w:val="18"/>
               </w:rPr>
-              <w:t>Value</w:t>
+              <w:t>Weight</w:t>
+            </w:r>
+          </w:p>
+        </w:tc>
+        <w:tc>
+          <w:tcPr>
+            <w:tcW w:type="dxa" w:w="2880"/>
+            <w:shd w:val="clear" w:color="auto" w:fill="1F2D55"/>
+          </w:tcPr>
+          <w:p>
+            <w:r>
+              <w:rPr>
+                <w:b/>
+                <w:color w:val="FFFFFF"/>
+                <w:sz w:val="18"/>
+              </w:rPr>
+              <w:t>Sub-criteria</w:t>
             </w:r>
           </w:p>
         </w:tc>
@@ -67,21 +411,40 @@
       <w:tr>
         <w:tc>
           <w:tcPr>
-            <w:tcW w:type="dxa" w:w="4320"/>
+            <w:tcW w:type="dxa" w:w="2880"/>
           </w:tcPr>
           <w:p>
             <w:r>
-              <w:t>Legal Name</w:t>
+              <w:rPr>
+                <w:sz w:val="18"/>
+              </w:rPr>
+              <w:t>Capability &amp; track record</w:t>
             </w:r>
           </w:p>
         </w:tc>
         <w:tc>
           <w:tcPr>
-            <w:tcW w:type="dxa" w:w="4320"/>
+            <w:tcW w:type="dxa" w:w="2880"/>
           </w:tcPr>
           <w:p>
             <w:r>
-              <w:t>Hijau Renewables Sdn Bhd</w:t>
+              <w:rPr>
+                <w:sz w:val="18"/>
+              </w:rPr>
+              <w:t>25%</w:t>
+            </w:r>
+          </w:p>
+        </w:tc>
+        <w:tc>
+          <w:tcPr>
+            <w:tcW w:type="dxa" w:w="2880"/>
+          </w:tcPr>
+          <w:p>
+            <w:r>
+              <w:rPr>
+                <w:sz w:val="18"/>
+              </w:rPr>
+              <w:t>Relevant experience; references; financial stability</w:t>
             </w:r>
           </w:p>
         </w:tc>
@@ -89,21 +452,40 @@
       <w:tr>
         <w:tc>
           <w:tcPr>
-            <w:tcW w:type="dxa" w:w="4320"/>
+            <w:tcW w:type="dxa" w:w="2880"/>
           </w:tcPr>
           <w:p>
             <w:r>
-              <w:t>Company Number</w:t>
+              <w:rPr>
+                <w:sz w:val="18"/>
+              </w:rPr>
+              <w:t>Technical solution</w:t>
             </w:r>
           </w:p>
         </w:tc>
         <w:tc>
           <w:tcPr>
-            <w:tcW w:type="dxa" w:w="4320"/>
+            <w:tcW w:type="dxa" w:w="2880"/>
           </w:tcPr>
           <w:p>
             <w:r>
-              <w:t>202301044218</w:t>
+              <w:rPr>
+                <w:sz w:val="18"/>
+              </w:rPr>
+              <w:t>25%</w:t>
+            </w:r>
+          </w:p>
+        </w:tc>
+        <w:tc>
+          <w:tcPr>
+            <w:tcW w:type="dxa" w:w="2880"/>
+          </w:tcPr>
+          <w:p>
+            <w:r>
+              <w:rPr>
+                <w:sz w:val="18"/>
+              </w:rPr>
+              <w:t>Scope coverage; methodology; innovation; security</w:t>
             </w:r>
           </w:p>
         </w:tc>
@@ -111,21 +493,40 @@
       <w:tr>
         <w:tc>
           <w:tcPr>
-            <w:tcW w:type="dxa" w:w="4320"/>
+            <w:tcW w:type="dxa" w:w="2880"/>
           </w:tcPr>
           <w:p>
             <w:r>
-              <w:t>Registered Address</w:t>
+              <w:rPr>
+                <w:sz w:val="18"/>
+              </w:rPr>
+              <w:t>Commercial proposition</w:t>
             </w:r>
           </w:p>
         </w:tc>
         <w:tc>
           <w:tcPr>
-            <w:tcW w:type="dxa" w:w="4320"/>
+            <w:tcW w:type="dxa" w:w="2880"/>
           </w:tcPr>
           <w:p>
             <w:r>
-              <w:t>Level 18, Menara Hijau, Jalan Bangsar Utama, 59000 Kuala Lumpur</w:t>
+              <w:rPr>
+                <w:sz w:val="18"/>
+              </w:rPr>
+              <w:t>25%</w:t>
+            </w:r>
+          </w:p>
+        </w:tc>
+        <w:tc>
+          <w:tcPr>
+            <w:tcW w:type="dxa" w:w="2880"/>
+          </w:tcPr>
+          <w:p>
+            <w:r>
+              <w:rPr>
+                <w:sz w:val="18"/>
+              </w:rPr>
+              <w:t>Total cost; pricing transparency; commercial flexibility</w:t>
             </w:r>
           </w:p>
         </w:tc>
@@ -133,21 +534,40 @@
       <w:tr>
         <w:tc>
           <w:tcPr>
-            <w:tcW w:type="dxa" w:w="4320"/>
+            <w:tcW w:type="dxa" w:w="2880"/>
           </w:tcPr>
           <w:p>
             <w:r>
-              <w:t>Contact Person</w:t>
+              <w:rPr>
+                <w:sz w:val="18"/>
+              </w:rPr>
+              <w:t>Implementation &amp; transition</w:t>
             </w:r>
           </w:p>
         </w:tc>
         <w:tc>
           <w:tcPr>
-            <w:tcW w:type="dxa" w:w="4320"/>
+            <w:tcW w:type="dxa" w:w="2880"/>
           </w:tcPr>
           <w:p>
             <w:r>
-              <w:t>Hadar Caspit - General Manager, Trade</w:t>
+              <w:rPr>
+                <w:sz w:val="18"/>
+              </w:rPr>
+              <w:t>10%</w:t>
+            </w:r>
+          </w:p>
+        </w:tc>
+        <w:tc>
+          <w:tcPr>
+            <w:tcW w:type="dxa" w:w="2880"/>
+          </w:tcPr>
+          <w:p>
+            <w:r>
+              <w:rPr>
+                <w:sz w:val="18"/>
+              </w:rPr>
+              <w:t>Plan robustness; risk mitigation; resourcing</w:t>
             </w:r>
           </w:p>
         </w:tc>
@@ -155,21 +575,40 @@
       <w:tr>
         <w:tc>
           <w:tcPr>
-            <w:tcW w:type="dxa" w:w="4320"/>
+            <w:tcW w:type="dxa" w:w="2880"/>
           </w:tcPr>
           <w:p>
             <w:r>
-              <w:t>Email</w:t>
+              <w:rPr>
+                <w:sz w:val="18"/>
+              </w:rPr>
+              <w:t>ESG &amp; compliance</w:t>
             </w:r>
           </w:p>
         </w:tc>
         <w:tc>
           <w:tcPr>
-            <w:tcW w:type="dxa" w:w="4320"/>
+            <w:tcW w:type="dxa" w:w="2880"/>
           </w:tcPr>
           <w:p>
             <w:r>
-              <w:t>hadar.caspit@hijaure.com.my</w:t>
+              <w:rPr>
+                <w:sz w:val="18"/>
+              </w:rPr>
+              <w:t>10%</w:t>
+            </w:r>
+          </w:p>
+        </w:tc>
+        <w:tc>
+          <w:tcPr>
+            <w:tcW w:type="dxa" w:w="2880"/>
+          </w:tcPr>
+          <w:p>
+            <w:r>
+              <w:rPr>
+                <w:sz w:val="18"/>
+              </w:rPr>
+              <w:t>Sustainability credentials; compliance posture; UBO clarity</w:t>
             </w:r>
           </w:p>
         </w:tc>
@@ -177,43 +616,40 @@
       <w:tr>
         <w:tc>
           <w:tcPr>
-            <w:tcW w:type="dxa" w:w="4320"/>
+            <w:tcW w:type="dxa" w:w="2880"/>
           </w:tcPr>
           <w:p>
             <w:r>
-              <w:t>Telephone</w:t>
+              <w:rPr>
+                <w:sz w:val="18"/>
+              </w:rPr>
+              <w:t>Cultural fit &amp; partnership</w:t>
             </w:r>
           </w:p>
         </w:tc>
         <w:tc>
           <w:tcPr>
-            <w:tcW w:type="dxa" w:w="4320"/>
+            <w:tcW w:type="dxa" w:w="2880"/>
           </w:tcPr>
           <w:p>
             <w:r>
-              <w:t>+603-2284 0428</w:t>
-            </w:r>
-          </w:p>
-        </w:tc>
-      </w:tr>
-      <w:tr>
-        <w:tc>
-          <w:tcPr>
-            <w:tcW w:type="dxa" w:w="4320"/>
-          </w:tcPr>
-          <w:p>
-            <w:r>
-              <w:t>ST License No.</w:t>
+              <w:rPr>
+                <w:sz w:val="18"/>
+              </w:rPr>
+              <w:t>5%</w:t>
             </w:r>
           </w:p>
         </w:tc>
         <w:tc>
           <w:tcPr>
-            <w:tcW w:type="dxa" w:w="4320"/>
+            <w:tcW w:type="dxa" w:w="2880"/>
           </w:tcPr>
           <w:p>
             <w:r>
-              <w:t>ST-RE-2024-2218 (issued 14-Mar-2024, valid through 13-Mar-2029)</w:t>
+              <w:rPr>
+                <w:sz w:val="18"/>
+              </w:rPr>
+              <w:t>Stakeholder fit; willingness to invest in the relationship</w:t>
             </w:r>
           </w:p>
         </w:tc>
@@ -221,10 +657,125 @@
     </w:tbl>
     <w:p>
       <w:pPr>
-        <w:pStyle w:val="Heading1"/>
+        <w:spacing w:before="240" w:after="80"/>
       </w:pPr>
       <w:r>
-        <w:t>Section B - Export Consignment Details</w:t>
+        <w:rPr>
+          <w:b/>
+          <w:color w:val="1F2D55"/>
+          <w:sz w:val="26"/>
+        </w:rPr>
+        <w:t>4. Mandatory requirements</w:t>
+      </w:r>
+    </w:p>
+    <w:p>
+      <w:pPr>
+        <w:pStyle w:val="ListBullet"/>
+        <w:spacing w:after="40"/>
+      </w:pPr>
+      <w:r>
+        <w:rPr>
+          <w:sz w:val="20"/>
+        </w:rPr>
+        <w:t>Audited financial statements for the past 3 years.</w:t>
+      </w:r>
+    </w:p>
+    <w:p>
+      <w:pPr>
+        <w:pStyle w:val="ListBullet"/>
+        <w:spacing w:after="40"/>
+      </w:pPr>
+      <w:r>
+        <w:rPr>
+          <w:sz w:val="20"/>
+        </w:rPr>
+        <w:t>Evidence of professional indemnity, public liability and cyber insurance (per Annex C minimums).</w:t>
+      </w:r>
+    </w:p>
+    <w:p>
+      <w:pPr>
+        <w:pStyle w:val="ListBullet"/>
+        <w:spacing w:after="40"/>
+      </w:pPr>
+      <w:r>
+        <w:rPr>
+          <w:sz w:val="20"/>
+        </w:rPr>
+        <w:t>Compliance with the Buyer Anti-Bribery &amp; Corruption policy (Annex D).</w:t>
+      </w:r>
+    </w:p>
+    <w:p>
+      <w:pPr>
+        <w:pStyle w:val="ListBullet"/>
+        <w:spacing w:after="40"/>
+      </w:pPr>
+      <w:r>
+        <w:rPr>
+          <w:sz w:val="20"/>
+        </w:rPr>
+        <w:t>Compliance with applicable data-protection laws (PDPA / UU PDP / GDPR as applicable).</w:t>
+      </w:r>
+    </w:p>
+    <w:p>
+      <w:pPr>
+        <w:pStyle w:val="ListBullet"/>
+        <w:spacing w:after="40"/>
+      </w:pPr>
+      <w:r>
+        <w:rPr>
+          <w:sz w:val="20"/>
+        </w:rPr>
+        <w:t>No undeclared conflicts of interest; UBO disclosure complete and current.</w:t>
+      </w:r>
+    </w:p>
+    <w:p>
+      <w:pPr>
+        <w:pStyle w:val="ListBullet"/>
+        <w:spacing w:after="40"/>
+      </w:pPr>
+      <w:r>
+        <w:rPr>
+          <w:sz w:val="20"/>
+        </w:rPr>
+        <w:t>Acceptance (or proposed redlines) of the Buyer's draft Master Services Agreement (Annex E).</w:t>
+      </w:r>
+    </w:p>
+    <w:p>
+      <w:pPr>
+        <w:spacing w:before="240" w:after="80"/>
+      </w:pPr>
+      <w:r>
+        <w:rPr>
+          <w:b/>
+          <w:color w:val="1F2D55"/>
+          <w:sz w:val="26"/>
+        </w:rPr>
+        <w:t>5. Pricing schedule</w:t>
+      </w:r>
+    </w:p>
+    <w:p>
+      <w:pPr>
+        <w:spacing w:after="80"/>
+      </w:pPr>
+      <w:r>
+        <w:rPr>
+          <w:i w:val="0"/>
+          <w:sz w:val="20"/>
+        </w:rPr>
+        <w:t>Bidders shall complete the pricing schedule in Annex F using the prescribed template. The total cost of ownership over 36 months shall be quoted in MYR and broken down by (a) fixed monthly service fee, (b) volume-based fee per transaction tier, (c) one-off implementation fee, (d) optional services. Where bidders propose alternative commercial models (gain-share, pay-per-use, etc.), these must be in addition to the mandatory schedule and clearly labelled.</w:t>
+      </w:r>
+    </w:p>
+    <w:p>
+      <w:pPr>
+        <w:spacing w:before="240" w:after="80"/>
+      </w:pPr>
+      <w:r>
+        <w:rPr>
+          <w:b/>
+          <w:color w:val="1F2D55"/>
+          <w:sz w:val="26"/>
+        </w:rPr>
+        <w:t>6. Process and timeline</w:t>
       </w:r>
     </w:p>
     <w:tbl>
@@ -234,33 +785,56 @@
         <w:tblLook w:firstColumn="1" w:firstRow="1" w:lastColumn="0" w:lastRow="0" w:noHBand="0" w:noVBand="1" w:val="04A0"/>
       </w:tblPr>
       <w:tblGrid>
-        <w:gridCol w:w="4320"/>
-        <w:gridCol w:w="4320"/>
+        <w:gridCol w:w="2880"/>
+        <w:gridCol w:w="2880"/>
+        <w:gridCol w:w="2880"/>
       </w:tblGrid>
       <w:tr>
         <w:tc>
           <w:tcPr>
-            <w:tcW w:type="dxa" w:w="4320"/>
+            <w:tcW w:type="dxa" w:w="2880"/>
+            <w:shd w:val="clear" w:color="auto" w:fill="1F2D55"/>
           </w:tcPr>
           <w:p>
             <w:r>
               <w:rPr>
                 <w:b/>
+                <w:color w:val="FFFFFF"/>
+                <w:sz w:val="18"/>
               </w:rPr>
-              <w:t>Field</w:t>
+              <w:t>Stage</w:t>
             </w:r>
           </w:p>
         </w:tc>
         <w:tc>
           <w:tcPr>
-            <w:tcW w:type="dxa" w:w="4320"/>
+            <w:tcW w:type="dxa" w:w="2880"/>
+            <w:shd w:val="clear" w:color="auto" w:fill="1F2D55"/>
           </w:tcPr>
           <w:p>
             <w:r>
               <w:rPr>
                 <w:b/>
+                <w:color w:val="FFFFFF"/>
+                <w:sz w:val="18"/>
               </w:rPr>
-              <w:t>Value</w:t>
+              <w:t>Date</w:t>
+            </w:r>
+          </w:p>
+        </w:tc>
+        <w:tc>
+          <w:tcPr>
+            <w:tcW w:type="dxa" w:w="2880"/>
+            <w:shd w:val="clear" w:color="auto" w:fill="1F2D55"/>
+          </w:tcPr>
+          <w:p>
+            <w:r>
+              <w:rPr>
+                <w:b/>
+                <w:color w:val="FFFFFF"/>
+                <w:sz w:val="18"/>
+              </w:rPr>
+              <w:t>Notes</w:t>
             </w:r>
           </w:p>
         </w:tc>
@@ -268,21 +842,40 @@
       <w:tr>
         <w:tc>
           <w:tcPr>
-            <w:tcW w:type="dxa" w:w="4320"/>
+            <w:tcW w:type="dxa" w:w="2880"/>
           </w:tcPr>
           <w:p>
             <w:r>
-              <w:t>Equipment Description</w:t>
+              <w:rPr>
+                <w:sz w:val="18"/>
+              </w:rPr>
+              <w:t>RFP issue</w:t>
             </w:r>
           </w:p>
         </w:tc>
         <w:tc>
           <w:tcPr>
-            <w:tcW w:type="dxa" w:w="4320"/>
+            <w:tcW w:type="dxa" w:w="2880"/>
           </w:tcPr>
           <w:p>
             <w:r>
-              <w:t>Solar PV inverters - string-inverter 100kW units (commercial-scale)</w:t>
+              <w:rPr>
+                <w:sz w:val="18"/>
+              </w:rPr>
+              <w:t>13 April 2026</w:t>
+            </w:r>
+          </w:p>
+        </w:tc>
+        <w:tc>
+          <w:tcPr>
+            <w:tcW w:type="dxa" w:w="2880"/>
+          </w:tcPr>
+          <w:p>
+            <w:r>
+              <w:rPr>
+                <w:sz w:val="18"/>
+              </w:rPr>
+              <w:t>Bidders to confirm intent to respond within 5 days</w:t>
             </w:r>
           </w:p>
         </w:tc>
@@ -290,21 +883,40 @@
       <w:tr>
         <w:tc>
           <w:tcPr>
-            <w:tcW w:type="dxa" w:w="4320"/>
+            <w:tcW w:type="dxa" w:w="2880"/>
           </w:tcPr>
           <w:p>
             <w:r>
-              <w:t>HS Tariff Code</w:t>
+              <w:rPr>
+                <w:sz w:val="18"/>
+              </w:rPr>
+              <w:t>Q&amp;A clarification window opens</w:t>
             </w:r>
           </w:p>
         </w:tc>
         <w:tc>
           <w:tcPr>
-            <w:tcW w:type="dxa" w:w="4320"/>
+            <w:tcW w:type="dxa" w:w="2880"/>
           </w:tcPr>
           <w:p>
             <w:r>
-              <w:t>8504.40.30</w:t>
+              <w:rPr>
+                <w:sz w:val="18"/>
+              </w:rPr>
+              <w:t>25 April 2026</w:t>
+            </w:r>
+          </w:p>
+        </w:tc>
+        <w:tc>
+          <w:tcPr>
+            <w:tcW w:type="dxa" w:w="2880"/>
+          </w:tcPr>
+          <w:p>
+            <w:r>
+              <w:rPr>
+                <w:sz w:val="18"/>
+              </w:rPr>
+              <w:t>All questions via the portal; consolidated answers published</w:t>
             </w:r>
           </w:p>
         </w:tc>
@@ -312,21 +924,40 @@
       <w:tr>
         <w:tc>
           <w:tcPr>
-            <w:tcW w:type="dxa" w:w="4320"/>
+            <w:tcW w:type="dxa" w:w="2880"/>
           </w:tcPr>
           <w:p>
             <w:r>
-              <w:t>Quantity</w:t>
+              <w:rPr>
+                <w:sz w:val="18"/>
+              </w:rPr>
+              <w:t>Site visits (optional)</w:t>
             </w:r>
           </w:p>
         </w:tc>
         <w:tc>
           <w:tcPr>
-            <w:tcW w:type="dxa" w:w="4320"/>
+            <w:tcW w:type="dxa" w:w="2880"/>
           </w:tcPr>
           <w:p>
             <w:r>
-              <w:t>48 units</w:t>
+              <w:rPr>
+                <w:sz w:val="18"/>
+              </w:rPr>
+              <w:t>01 May 2026</w:t>
+            </w:r>
+          </w:p>
+        </w:tc>
+        <w:tc>
+          <w:tcPr>
+            <w:tcW w:type="dxa" w:w="2880"/>
+          </w:tcPr>
+          <w:p>
+            <w:r>
+              <w:rPr>
+                <w:sz w:val="18"/>
+              </w:rPr>
+              <w:t>Slots on request via SPOC</w:t>
             </w:r>
           </w:p>
         </w:tc>
@@ -334,21 +965,40 @@
       <w:tr>
         <w:tc>
           <w:tcPr>
-            <w:tcW w:type="dxa" w:w="4320"/>
+            <w:tcW w:type="dxa" w:w="2880"/>
           </w:tcPr>
           <w:p>
             <w:r>
-              <w:t>Unit Value (USD)</w:t>
+              <w:rPr>
+                <w:sz w:val="18"/>
+              </w:rPr>
+              <w:t>Bid submission deadline</w:t>
             </w:r>
           </w:p>
         </w:tc>
         <w:tc>
           <w:tcPr>
-            <w:tcW w:type="dxa" w:w="4320"/>
+            <w:tcW w:type="dxa" w:w="2880"/>
           </w:tcPr>
           <w:p>
             <w:r>
-              <w:t>8,400</w:t>
+              <w:rPr>
+                <w:sz w:val="18"/>
+              </w:rPr>
+              <w:t>19 May 2026</w:t>
+            </w:r>
+          </w:p>
+        </w:tc>
+        <w:tc>
+          <w:tcPr>
+            <w:tcW w:type="dxa" w:w="2880"/>
+          </w:tcPr>
+          <w:p>
+            <w:r>
+              <w:rPr>
+                <w:sz w:val="18"/>
+              </w:rPr>
+              <w:t>17:00 KL time; portal upload only</w:t>
             </w:r>
           </w:p>
         </w:tc>
@@ -356,21 +1006,40 @@
       <w:tr>
         <w:tc>
           <w:tcPr>
-            <w:tcW w:type="dxa" w:w="4320"/>
+            <w:tcW w:type="dxa" w:w="2880"/>
           </w:tcPr>
           <w:p>
             <w:r>
-              <w:t>Total FOB Value (USD)</w:t>
+              <w:rPr>
+                <w:sz w:val="18"/>
+              </w:rPr>
+              <w:t>Shortlist announcement</w:t>
             </w:r>
           </w:p>
         </w:tc>
         <w:tc>
           <w:tcPr>
-            <w:tcW w:type="dxa" w:w="4320"/>
+            <w:tcW w:type="dxa" w:w="2880"/>
           </w:tcPr>
           <w:p>
             <w:r>
-              <w:t>403,200</w:t>
+              <w:rPr>
+                <w:sz w:val="18"/>
+              </w:rPr>
+              <w:t>26 May 2026</w:t>
+            </w:r>
+          </w:p>
+        </w:tc>
+        <w:tc>
+          <w:tcPr>
+            <w:tcW w:type="dxa" w:w="2880"/>
+          </w:tcPr>
+          <w:p>
+            <w:r>
+              <w:rPr>
+                <w:sz w:val="18"/>
+              </w:rPr>
+              <w:t>Top 3-4 bidders progress</w:t>
             </w:r>
           </w:p>
         </w:tc>
@@ -378,21 +1047,40 @@
       <w:tr>
         <w:tc>
           <w:tcPr>
-            <w:tcW w:type="dxa" w:w="4320"/>
+            <w:tcW w:type="dxa" w:w="2880"/>
           </w:tcPr>
           <w:p>
             <w:r>
-              <w:t>Destination Country</w:t>
+              <w:rPr>
+                <w:sz w:val="18"/>
+              </w:rPr>
+              <w:t>Capability demonstrations</w:t>
             </w:r>
           </w:p>
         </w:tc>
         <w:tc>
           <w:tcPr>
-            <w:tcW w:type="dxa" w:w="4320"/>
+            <w:tcW w:type="dxa" w:w="2880"/>
           </w:tcPr>
           <w:p>
             <w:r>
-              <w:t>Vietnam</w:t>
+              <w:rPr>
+                <w:sz w:val="18"/>
+              </w:rPr>
+              <w:t>02 June 2026</w:t>
+            </w:r>
+          </w:p>
+        </w:tc>
+        <w:tc>
+          <w:tcPr>
+            <w:tcW w:type="dxa" w:w="2880"/>
+          </w:tcPr>
+          <w:p>
+            <w:r>
+              <w:rPr>
+                <w:sz w:val="18"/>
+              </w:rPr>
+              <w:t>Half-day per bidder; technical + commercial Q&amp;A</w:t>
             </w:r>
           </w:p>
         </w:tc>
@@ -400,21 +1088,40 @@
       <w:tr>
         <w:tc>
           <w:tcPr>
-            <w:tcW w:type="dxa" w:w="4320"/>
+            <w:tcW w:type="dxa" w:w="2880"/>
           </w:tcPr>
           <w:p>
             <w:r>
-              <w:t>Importing Party</w:t>
+              <w:rPr>
+                <w:sz w:val="18"/>
+              </w:rPr>
+              <w:t>Best-and-final offers</w:t>
             </w:r>
           </w:p>
         </w:tc>
         <w:tc>
           <w:tcPr>
-            <w:tcW w:type="dxa" w:w="4320"/>
+            <w:tcW w:type="dxa" w:w="2880"/>
           </w:tcPr>
           <w:p>
             <w:r>
-              <w:t>Apex Energy Vietnam JSC</w:t>
+              <w:rPr>
+                <w:sz w:val="18"/>
+              </w:rPr>
+              <w:t>09 June 2026</w:t>
+            </w:r>
+          </w:p>
+        </w:tc>
+        <w:tc>
+          <w:tcPr>
+            <w:tcW w:type="dxa" w:w="2880"/>
+          </w:tcPr>
+          <w:p>
+            <w:r>
+              <w:rPr>
+                <w:sz w:val="18"/>
+              </w:rPr>
+              <w:t>Targeted clarification round</w:t>
             </w:r>
           </w:p>
         </w:tc>
@@ -422,21 +1129,40 @@
       <w:tr>
         <w:tc>
           <w:tcPr>
-            <w:tcW w:type="dxa" w:w="4320"/>
+            <w:tcW w:type="dxa" w:w="2880"/>
           </w:tcPr>
           <w:p>
             <w:r>
-              <w:t>Port of Loading</w:t>
+              <w:rPr>
+                <w:sz w:val="18"/>
+              </w:rPr>
+              <w:t>Award decision</w:t>
             </w:r>
           </w:p>
         </w:tc>
         <w:tc>
           <w:tcPr>
-            <w:tcW w:type="dxa" w:w="4320"/>
+            <w:tcW w:type="dxa" w:w="2880"/>
           </w:tcPr>
           <w:p>
             <w:r>
-              <w:t>Port Klang (PKLG)</w:t>
+              <w:rPr>
+                <w:sz w:val="18"/>
+              </w:rPr>
+              <w:t>16 June 2026</w:t>
+            </w:r>
+          </w:p>
+        </w:tc>
+        <w:tc>
+          <w:tcPr>
+            <w:tcW w:type="dxa" w:w="2880"/>
+          </w:tcPr>
+          <w:p>
+            <w:r>
+              <w:rPr>
+                <w:sz w:val="18"/>
+              </w:rPr>
+              <w:t>Subject to Board approval if above threshold</w:t>
             </w:r>
           </w:p>
         </w:tc>
@@ -444,21 +1170,40 @@
       <w:tr>
         <w:tc>
           <w:tcPr>
-            <w:tcW w:type="dxa" w:w="4320"/>
+            <w:tcW w:type="dxa" w:w="2880"/>
           </w:tcPr>
           <w:p>
             <w:r>
-              <w:t>Port of Discharge</w:t>
+              <w:rPr>
+                <w:sz w:val="18"/>
+              </w:rPr>
+              <w:t>Contract execution</w:t>
             </w:r>
           </w:p>
         </w:tc>
         <w:tc>
           <w:tcPr>
-            <w:tcW w:type="dxa" w:w="4320"/>
+            <w:tcW w:type="dxa" w:w="2880"/>
           </w:tcPr>
           <w:p>
             <w:r>
-              <w:t>Ho Chi Minh City (VNSGN)</w:t>
+              <w:rPr>
+                <w:sz w:val="18"/>
+              </w:rPr>
+              <w:t>23 June 2026</w:t>
+            </w:r>
+          </w:p>
+        </w:tc>
+        <w:tc>
+          <w:tcPr>
+            <w:tcW w:type="dxa" w:w="2880"/>
+          </w:tcPr>
+          <w:p>
+            <w:r>
+              <w:rPr>
+                <w:sz w:val="18"/>
+              </w:rPr>
+              <w:t>Signed within 14 days of award decision</w:t>
             </w:r>
           </w:p>
         </w:tc>
@@ -466,43 +1211,40 @@
       <w:tr>
         <w:tc>
           <w:tcPr>
-            <w:tcW w:type="dxa" w:w="4320"/>
+            <w:tcW w:type="dxa" w:w="2880"/>
           </w:tcPr>
           <w:p>
             <w:r>
-              <w:t>Vessel / Voyage</w:t>
+              <w:rPr>
+                <w:sz w:val="18"/>
+              </w:rPr>
+              <w:t>Mobilisation</w:t>
             </w:r>
           </w:p>
         </w:tc>
         <w:tc>
           <w:tcPr>
-            <w:tcW w:type="dxa" w:w="4320"/>
+            <w:tcW w:type="dxa" w:w="2880"/>
           </w:tcPr>
           <w:p>
             <w:r>
-              <w:t>MV Pacific Dawn / V-2026-208</w:t>
-            </w:r>
-          </w:p>
-        </w:tc>
-      </w:tr>
-      <w:tr>
-        <w:tc>
-          <w:tcPr>
-            <w:tcW w:type="dxa" w:w="4320"/>
-          </w:tcPr>
-          <w:p>
-            <w:r>
-              <w:t>ETD / ETA</w:t>
+              <w:rPr>
+                <w:sz w:val="18"/>
+              </w:rPr>
+              <w:t>30 June 2026</w:t>
             </w:r>
           </w:p>
         </w:tc>
         <w:tc>
           <w:tcPr>
-            <w:tcW w:type="dxa" w:w="4320"/>
+            <w:tcW w:type="dxa" w:w="2880"/>
           </w:tcPr>
           <w:p>
             <w:r>
-              <w:t>12-Jun-2026 / 19-Jun-2026</w:t>
+              <w:rPr>
+                <w:sz w:val="18"/>
+              </w:rPr>
+              <w:t>Transition under joint plan</w:t>
             </w:r>
           </w:p>
         </w:tc>
@@ -510,84 +1252,187 @@
     </w:tbl>
     <w:p>
       <w:pPr>
-        <w:pStyle w:val="Heading1"/>
+        <w:spacing w:before="240" w:after="80"/>
       </w:pPr>
       <w:r>
-        <w:t>Section C - End-Use Declaration</w:t>
-      </w:r>
-    </w:p>
-    <w:p>
-      <w:r>
-        <w:t>The applicant hereby declares that the export consignment is for commercial sale to Apex Energy Vietnam JSC for installation at a 4.8MW rooftop solar farm at Long An Province. The equipment will not be re-exported, used for military purposes, or diverted to any sanctioned destination.</w:t>
+        <w:rPr>
+          <w:b/>
+          <w:color w:val="1F2D55"/>
+          <w:sz w:val="26"/>
+        </w:rPr>
+        <w:t>7. Bid submission format</w:t>
       </w:r>
     </w:p>
     <w:p>
       <w:pPr>
-        <w:pStyle w:val="Heading1"/>
+        <w:spacing w:after="80"/>
       </w:pPr>
       <w:r>
-        <w:t>Section D - Supporting Documents Checklist</w:t>
+        <w:rPr>
+          <w:i w:val="0"/>
+          <w:sz w:val="20"/>
+        </w:rPr>
+        <w:t>Submissions must be uploaded via the Buyer's procurement portal in PDF format. File-naming convention: BidderName_RFPRef_Section.pdf. Maximum 80 pages (excluding appendices). Annex completeness checklist provided in Annex G.</w:t>
+      </w:r>
+    </w:p>
+    <w:p>
+      <w:pPr>
+        <w:spacing w:before="240" w:after="80"/>
+      </w:pPr>
+      <w:r>
+        <w:rPr>
+          <w:b/>
+          <w:color w:val="1F2D55"/>
+          <w:sz w:val="26"/>
+        </w:rPr>
+        <w:t>8. Confidentiality and IP</w:t>
+      </w:r>
+    </w:p>
+    <w:p>
+      <w:pPr>
+        <w:spacing w:after="80"/>
+      </w:pPr>
+      <w:r>
+        <w:rPr>
+          <w:i w:val="0"/>
+          <w:sz w:val="20"/>
+        </w:rPr>
+        <w:t>All information disclosed in or in connection with this RFP is confidential. Bidders shall not disclose to third parties without the Buyer's prior written consent. IP in bidder submissions remains with the bidder, except that the Buyer may retain submissions for record-keeping and evaluation. The Buyer reserves the right to amend, withdraw or re-issue this RFP without liability.</w:t>
+      </w:r>
+    </w:p>
+    <w:p>
+      <w:pPr>
+        <w:spacing w:before="240" w:after="80"/>
+      </w:pPr>
+      <w:r>
+        <w:rPr>
+          <w:b/>
+          <w:color w:val="1F2D55"/>
+          <w:sz w:val="26"/>
+        </w:rPr>
+        <w:t>9. Contact</w:t>
+      </w:r>
+    </w:p>
+    <w:p>
+      <w:pPr>
+        <w:spacing w:after="80"/>
+      </w:pPr>
+      <w:r>
+        <w:rPr>
+          <w:i w:val="0"/>
+          <w:sz w:val="20"/>
+        </w:rPr>
+        <w:t>Single point of contact: Sasha Ouellet, Group Procurement Director. All communications must route via the portal Q&amp;A function — direct contact with other Buyer personnel during the RFP process is prohibited and grounds for disqualification.</w:t>
+      </w:r>
+    </w:p>
+    <w:p>
+      <w:pPr>
+        <w:spacing w:before="240" w:after="80"/>
+      </w:pPr>
+      <w:r>
+        <w:rPr>
+          <w:b/>
+          <w:color w:val="1F2D55"/>
+          <w:sz w:val="26"/>
+        </w:rPr>
+        <w:t>Annexes</w:t>
       </w:r>
     </w:p>
     <w:p>
       <w:pPr>
         <w:pStyle w:val="ListBullet"/>
+        <w:spacing w:after="40"/>
       </w:pPr>
       <w:r>
-        <w:t>Commercial Invoice (signed)</w:t>
+        <w:rPr>
+          <w:sz w:val="20"/>
+        </w:rPr>
+        <w:t>Annex A — Technical Specification (separate document)</w:t>
       </w:r>
     </w:p>
     <w:p>
       <w:pPr>
         <w:pStyle w:val="ListBullet"/>
+        <w:spacing w:after="40"/>
       </w:pPr>
       <w:r>
-        <w:t>Packing List</w:t>
+        <w:rPr>
+          <w:sz w:val="20"/>
+        </w:rPr>
+        <w:t>Annex B — Operating-unit scope detail</w:t>
       </w:r>
     </w:p>
     <w:p>
       <w:pPr>
         <w:pStyle w:val="ListBullet"/>
+        <w:spacing w:after="40"/>
       </w:pPr>
       <w:r>
-        <w:t>Bill of Lading (draft)</w:t>
+        <w:rPr>
+          <w:sz w:val="20"/>
+        </w:rPr>
+        <w:t>Annex C — Insurance minimums</w:t>
       </w:r>
     </w:p>
     <w:p>
       <w:pPr>
         <w:pStyle w:val="ListBullet"/>
+        <w:spacing w:after="40"/>
       </w:pPr>
       <w:r>
-        <w:t>Certificate of Origin (preferential, under ATIGA)</w:t>
+        <w:rPr>
+          <w:sz w:val="20"/>
+        </w:rPr>
+        <w:t>Annex D — Anti-Bribery &amp; Corruption policy</w:t>
       </w:r>
     </w:p>
     <w:p>
       <w:pPr>
         <w:pStyle w:val="ListBullet"/>
+        <w:spacing w:after="40"/>
       </w:pPr>
       <w:r>
-        <w:t>Test certificate - IEC 62109</w:t>
+        <w:rPr>
+          <w:sz w:val="20"/>
+        </w:rPr>
+        <w:t>Annex E — Draft Master Services Agreement</w:t>
       </w:r>
     </w:p>
     <w:p>
       <w:pPr>
         <w:pStyle w:val="ListBullet"/>
+        <w:spacing w:after="40"/>
       </w:pPr>
       <w:r>
-        <w:t>ST License (copy)</w:t>
+        <w:rPr>
+          <w:sz w:val="20"/>
+        </w:rPr>
+        <w:t>Annex F — Pricing schedule template</w:t>
       </w:r>
     </w:p>
     <w:p>
       <w:pPr>
-        <w:pStyle w:val="Heading1"/>
+        <w:pStyle w:val="ListBullet"/>
+        <w:spacing w:after="40"/>
       </w:pPr>
       <w:r>
-        <w:t>Section E - Declaration and Signature</w:t>
+        <w:rPr>
+          <w:sz w:val="20"/>
+        </w:rPr>
+        <w:t>Annex G — Annex completeness checklist</w:t>
       </w:r>
     </w:p>
     <w:p>
+      <w:pPr>
+        <w:jc w:val="center"/>
+      </w:pPr>
       <w:r>
-        <w:t>I, Hadar Caspit, in my capacity as General Manager - Trade for Hijau Renewables Sdn Bhd, declare that the information provided in this application is true and accurate to the best of my knowledge. Date: 12-May-2026. Signed: ______________</w:t>
+        <w:rPr>
+          <w:i/>
+          <w:color w:val="9CA3AF"/>
+          <w:sz w:val="16"/>
+        </w:rPr>
+        <w:t>— END OF DOCUMENT —</w:t>
       </w:r>
     </w:p>
     <w:sectPr>
@@ -963,10 +1808,6 @@
     <w:name w:val="Normal"/>
     <w:qFormat/>
     <w:rsid w:val="00FC693F"/>
-    <w:rPr>
-      <w:rFonts w:ascii="Aptos" w:hAnsi="Aptos"/>
-      <w:sz w:val="22"/>
-    </w:rPr>
   </w:style>
   <w:style w:type="paragraph" w:styleId="Header">
     <w:name w:val="header"/>
